--- a/forms/templates/form10.docx
+++ b/forms/templates/form10.docx
@@ -1,6 +1,6 @@
 
 <file path=word/document.xml><?xml version="1.0" encoding="utf-8"?>
-<w:document xmlns:ns1="http://schemas.openxmlformats.org/markup-compatibility/2006" xmlns:ns2="http://schemas.openxmlformats.org/officeDocument/2006/relationships" xmlns:w="http://schemas.openxmlformats.org/wordprocessingml/2006/main" ns1:Ignorable="w14 w15 wp14">
+<w:document xmlns:mc="http://schemas.openxmlformats.org/markup-compatibility/2006" xmlns:r="http://schemas.openxmlformats.org/officeDocument/2006/relationships" xmlns:w="http://schemas.openxmlformats.org/wordprocessingml/2006/main" mc:Ignorable="w14 w15 wp14">
   <w:body>
     <w:p>
       <w:pPr>
@@ -3997,8 +3997,8 @@
       </w:pPr>
     </w:p>
     <w:sectPr>
-      <w:headerReference w:type="default" ns2:id="rId8"/>
-      <w:footerReference w:type="default" ns2:id="rId9"/>
+      <w:headerReference w:type="default" r:id="rId8"/>
+      <w:footerReference w:type="default" r:id="rId9"/>
       <w:pgSz w:w="11907" w:h="16840" w:code="9"/>
       <w:pgMar w:top="720" w:right="864" w:bottom="677" w:left="1440" w:header="720" w:footer="720" w:gutter="0"/>
       <w:cols w:space="720"/>
@@ -4028,7 +4028,7 @@
 </file>
 
 <file path=word/footer1.xml><?xml version="1.0" encoding="utf-8"?>
-<w:ftr xmlns:ns1="http://schemas.openxmlformats.org/markup-compatibility/2006" xmlns:w="http://schemas.openxmlformats.org/wordprocessingml/2006/main" ns1:Ignorable="w14 w15 wp14">
+<w:ftr xmlns:mc="http://schemas.openxmlformats.org/markup-compatibility/2006" xmlns:w="http://schemas.openxmlformats.org/wordprocessingml/2006/main" mc:Ignorable="w14 w15 wp14">
   <w:p>
     <w:pPr>
       <w:pBdr>
@@ -4169,7 +4169,7 @@
 </file>
 
 <file path=word/header1.xml><?xml version="1.0" encoding="utf-8"?>
-<w:hdr xmlns:ns1="http://schemas.openxmlformats.org/markup-compatibility/2006" xmlns:ns2="http://schemas.openxmlformats.org/drawingml/2006/wordprocessingDrawing" xmlns:ns3="http://schemas.openxmlformats.org/drawingml/2006/main" xmlns:ns4="http://schemas.openxmlformats.org/drawingml/2006/picture" xmlns:ns5="http://schemas.openxmlformats.org/officeDocument/2006/relationships" xmlns:ns6="http://schemas.microsoft.com/office/drawing/2010/main" xmlns:w="http://schemas.openxmlformats.org/wordprocessingml/2006/main" ns1:Ignorable="w14 w15 wp14">
+<w:hdr xmlns:a="http://schemas.openxmlformats.org/drawingml/2006/main" xmlns:a14="http://schemas.microsoft.com/office/drawing/2010/main" xmlns:mc="http://schemas.openxmlformats.org/markup-compatibility/2006" xmlns:pic="http://schemas.openxmlformats.org/drawingml/2006/picture" xmlns:r="http://schemas.openxmlformats.org/officeDocument/2006/relationships" xmlns:w="http://schemas.openxmlformats.org/wordprocessingml/2006/main" xmlns:wp="http://schemas.openxmlformats.org/drawingml/2006/wordprocessingDrawing" mc:Ignorable="w14 w15 wp14">
   <w:p>
     <w:pPr>
       <w:pStyle w:val="Header"/>
@@ -4219,52 +4219,52 @@
               <w:szCs w:val="18"/>
             </w:rPr>
             <w:drawing>
-              <ns2:inline distT="0" distB="0" distL="0" distR="0">
-                <ns2:extent cx="1422400" cy="768350"/>
-                <ns2:effectExtent l="0" t="0" r="6350" b="0"/>
-                <ns2:docPr id="1" name="Picture 4" descr="C:\Users\admin\AppData\Roaming\Skype\xuanlantran82\media_messaging\media_cache_v2\^AB61A9D641C7264E854F4F781954CD770B2A30D066F1EA0FF0^pimgpsh_fullsize_distr.jpg"/>
-                <ns2:cNvGraphicFramePr>
-                  <ns3:graphicFrameLocks noChangeAspect="1"/>
-                </ns2:cNvGraphicFramePr>
-                <ns3:graphic>
-                  <ns3:graphicData uri="http://schemas.openxmlformats.org/drawingml/2006/picture">
-                    <ns4:pic>
-                      <ns4:nvPicPr>
-                        <ns4:cNvPr id="0" name="Picture 4" descr="C:\Users\admin\AppData\Roaming\Skype\xuanlantran82\media_messaging\media_cache_v2\^AB61A9D641C7264E854F4F781954CD770B2A30D066F1EA0FF0^pimgpsh_fullsize_distr.jpg"/>
-                        <ns4:cNvPicPr>
-                          <ns3:picLocks noChangeAspect="1" noChangeArrowheads="1"/>
-                        </ns4:cNvPicPr>
-                      </ns4:nvPicPr>
-                      <ns4:blipFill>
-                        <ns3:blip ns5:embed="rId1">
-                          <ns3:extLst>
-                            <ns3:ext uri="{28A0092B-C50C-407E-A947-70E740481C1C}">
-                              <ns6:useLocalDpi val="0"/>
-                            </ns3:ext>
-                          </ns3:extLst>
-                        </ns3:blip>
-                        <ns3:srcRect/>
-                        <ns3:stretch>
-                          <ns3:fillRect/>
-                        </ns3:stretch>
-                      </ns4:blipFill>
-                      <ns4:spPr bwMode="auto">
-                        <ns3:xfrm>
-                          <ns3:off x="0" y="0"/>
-                          <ns3:ext cx="1422400" cy="768350"/>
-                        </ns3:xfrm>
-                        <ns3:prstGeom prst="rect">
-                          <ns3:avLst/>
-                        </ns3:prstGeom>
-                        <ns3:noFill/>
-                        <ns3:ln>
-                          <ns3:noFill/>
-                        </ns3:ln>
-                      </ns4:spPr>
-                    </ns4:pic>
-                  </ns3:graphicData>
-                </ns3:graphic>
-              </ns2:inline>
+              <wp:inline distT="0" distB="0" distL="0" distR="0">
+                <wp:extent cx="1422400" cy="768350"/>
+                <wp:effectExtent l="0" t="0" r="6350" b="0"/>
+                <wp:docPr id="1" name="Picture 4" descr="C:\Users\admin\AppData\Roaming\Skype\xuanlantran82\media_messaging\media_cache_v2\^AB61A9D641C7264E854F4F781954CD770B2A30D066F1EA0FF0^pimgpsh_fullsize_distr.jpg"/>
+                <wp:cNvGraphicFramePr>
+                  <a:graphicFrameLocks noChangeAspect="1"/>
+                </wp:cNvGraphicFramePr>
+                <a:graphic>
+                  <a:graphicData uri="http://schemas.openxmlformats.org/drawingml/2006/picture">
+                    <pic:pic>
+                      <pic:nvPicPr>
+                        <pic:cNvPr id="0" name="Picture 4" descr="C:\Users\admin\AppData\Roaming\Skype\xuanlantran82\media_messaging\media_cache_v2\^AB61A9D641C7264E854F4F781954CD770B2A30D066F1EA0FF0^pimgpsh_fullsize_distr.jpg"/>
+                        <pic:cNvPicPr>
+                          <a:picLocks noChangeAspect="1" noChangeArrowheads="1"/>
+                        </pic:cNvPicPr>
+                      </pic:nvPicPr>
+                      <pic:blipFill>
+                        <a:blip r:embed="rId1">
+                          <a:extLst>
+                            <a:ext uri="{28A0092B-C50C-407E-A947-70E740481C1C}">
+                              <a14:useLocalDpi val="0"/>
+                            </a:ext>
+                          </a:extLst>
+                        </a:blip>
+                        <a:srcRect/>
+                        <a:stretch>
+                          <a:fillRect/>
+                        </a:stretch>
+                      </pic:blipFill>
+                      <pic:spPr bwMode="auto">
+                        <a:xfrm>
+                          <a:off x="0" y="0"/>
+                          <a:ext cx="1422400" cy="768350"/>
+                        </a:xfrm>
+                        <a:prstGeom prst="rect">
+                          <a:avLst/>
+                        </a:prstGeom>
+                        <a:noFill/>
+                        <a:ln>
+                          <a:noFill/>
+                        </a:ln>
+                      </pic:spPr>
+                    </pic:pic>
+                  </a:graphicData>
+                </a:graphic>
+              </wp:inline>
             </w:drawing>
           </w:r>
         </w:p>
@@ -4383,7 +4383,7 @@
               <w:sz w:val="18"/>
               <w:szCs w:val="18"/>
             </w:rPr>
-            <w:t>Mỹ</w:t>
+            <w:t xml:space="preserve">Mỹ</w:t>
           </w:r>
           <w:proofErr w:type="spellEnd"/>
           <w:r>
@@ -4392,7 +4392,7 @@
               <w:sz w:val="18"/>
               <w:szCs w:val="18"/>
             </w:rPr>
-            <w:t xml:space="preserve"> Hưng Tower, 08 Hoàng Văn Thái, Phường Tân Phú, Quận 7, TP.HCM</w:t>
+            <w:t xml:space="preserve"> Hưng Tower, 08 Hoàng Văn Thái, Phường Tân Mỹ, TP.HCM</w:t>
           </w:r>
         </w:p>
         <w:p>
@@ -4410,7 +4410,7 @@
               <w:sz w:val="20"/>
               <w:szCs w:val="20"/>
             </w:rPr>
-            <w:t xml:space="preserve">21st Floor, Phu My Hung Tower, 08 Hoang Van Thai, Tan Phu Ward, </w:t>
+            <w:t xml:space="preserve">21st Floor, Phu My Hung Tower, 08 Hoang Van Thai, Tan My Ward, HCMC</w:t>
           </w:r>
           <w:proofErr w:type="spellStart"/>
           <w:r>
@@ -4419,7 +4419,7 @@
               <w:sz w:val="20"/>
               <w:szCs w:val="20"/>
             </w:rPr>
-            <w:t>Dist</w:t>
+            <w:t xml:space="preserve"/>
           </w:r>
           <w:proofErr w:type="spellEnd"/>
           <w:r>
@@ -4428,7 +4428,7 @@
               <w:sz w:val="20"/>
               <w:szCs w:val="20"/>
             </w:rPr>
-            <w:t xml:space="preserve"> 7, HCMC</w:t>
+            <w:t xml:space="preserve"/>
           </w:r>
         </w:p>
       </w:tc>
